--- a/01-6个主号内容创作/引流小号_发布文案/引流小号_第99-105篇.docx
+++ b/01-6个主号内容创作/引流小号_发布文案/引流小号_第99-105篇.docx
@@ -14,30 +14,6 @@
     <w:p>
       <w:r>
         <w:rPr>
-          <w:b/>
-          <w:sz w:val="24"/>
-        </w:rPr>
-        <w:t>标题：考前翻到没学过的章节那种慌</w:t>
-      </w:r>
-    </w:p>
-    <w:p>
-      <w:r>
-        <w:rPr>
-          <w:sz w:val="24"/>
-        </w:rPr>
-      </w:r>
-    </w:p>
-    <w:p>
-      <w:r>
-        <w:rPr>
-          <w:sz w:val="24"/>
-        </w:rPr>
-        <w:t>正文：</w:t>
-      </w:r>
-    </w:p>
-    <w:p>
-      <w:r>
-        <w:rPr>
           <w:sz w:val="24"/>
         </w:rPr>
         <w:t>距考试两周，翻教材发现有整章压根没看过😱 心跳加速直接懵了。临时抱佛脚翻诗雨漫画笔记，图解一章能快速过完，比从头看教材强多了。</w:t>
@@ -48,45 +24,7 @@
         <w:rPr>
           <w:sz w:val="24"/>
         </w:rPr>
-      </w:r>
-    </w:p>
-    <w:p>
-      <w:r>
-        <w:rPr>
-          <w:sz w:val="24"/>
-        </w:rPr>
-        <w:t>话题：#会计 #中级会计 #中级会计备考 #注会cpa #财会 #备考焦虑 #考前冲刺 #诗雨会计</w:t>
-      </w:r>
-    </w:p>
-    <w:p>
-      <w:r>
-        <w:rPr>
-          <w:sz w:val="24"/>
-        </w:rPr>
-      </w:r>
-    </w:p>
-    <w:p>
-      <w:r>
-        <w:rPr>
-          <w:sz w:val="24"/>
-        </w:rPr>
-        <w:t>时间：</w:t>
-      </w:r>
-    </w:p>
-    <w:p>
-      <w:r>
-        <w:rPr>
-          <w:sz w:val="24"/>
-        </w:rPr>
-      </w:r>
-    </w:p>
-    <w:p>
-      <w:r>
-        <w:rPr>
-          <w:b/>
-          <w:sz w:val="24"/>
-        </w:rPr>
-        <w:t>账号：14芳芳财会|沈小辉</w:t>
+        <w:t>#会计 #中级会计 #中级会计备考 #注会cpa #财会 #备考焦虑 #考前冲刺 #诗雨会计</w:t>
       </w:r>
     </w:p>
     <w:p>
@@ -106,30 +44,6 @@
     <w:p>
       <w:r>
         <w:rPr>
-          <w:b/>
-          <w:sz w:val="24"/>
-        </w:rPr>
-        <w:t>标题：公司报销备考费用我才开始认真学</w:t>
-      </w:r>
-    </w:p>
-    <w:p>
-      <w:r>
-        <w:rPr>
-          <w:sz w:val="24"/>
-        </w:rPr>
-      </w:r>
-    </w:p>
-    <w:p>
-      <w:r>
-        <w:rPr>
-          <w:sz w:val="24"/>
-        </w:rPr>
-        <w:t>正文：</w:t>
-      </w:r>
-    </w:p>
-    <w:p>
-      <w:r>
-        <w:rPr>
           <w:sz w:val="24"/>
         </w:rPr>
         <w:t>公司说考过可以报销报名费，结果我备考了两个月终于开始认真看书😂 早知道这招好用。现在用的诗雨漫画笔记，图多字少，下班后翻着不累，比教材更看得进去。</w:t>
@@ -140,45 +54,7 @@
         <w:rPr>
           <w:sz w:val="24"/>
         </w:rPr>
-      </w:r>
-    </w:p>
-    <w:p>
-      <w:r>
-        <w:rPr>
-          <w:sz w:val="24"/>
-        </w:rPr>
-        <w:t>话题：#会计 #中级会计 #中级会计备考 #注会cpa #财会 #上班族备考 #备考日记 #诗雨会计</w:t>
-      </w:r>
-    </w:p>
-    <w:p>
-      <w:r>
-        <w:rPr>
-          <w:sz w:val="24"/>
-        </w:rPr>
-      </w:r>
-    </w:p>
-    <w:p>
-      <w:r>
-        <w:rPr>
-          <w:sz w:val="24"/>
-        </w:rPr>
-        <w:t>时间：</w:t>
-      </w:r>
-    </w:p>
-    <w:p>
-      <w:r>
-        <w:rPr>
-          <w:sz w:val="24"/>
-        </w:rPr>
-      </w:r>
-    </w:p>
-    <w:p>
-      <w:r>
-        <w:rPr>
-          <w:b/>
-          <w:sz w:val="24"/>
-        </w:rPr>
-        <w:t>账号：14芳芳财会|孙青5263</w:t>
+        <w:t>#会计 #中级会计 #中级会计备考 #注会cpa #财会 #上班族备考 #备考日记 #诗雨会计</w:t>
       </w:r>
     </w:p>
     <w:p>
@@ -198,30 +74,6 @@
     <w:p>
       <w:r>
         <w:rPr>
-          <w:b/>
-          <w:sz w:val="24"/>
-        </w:rPr>
-        <w:t>标题：备考从六个月前拖到两个月前才开始</w:t>
-      </w:r>
-    </w:p>
-    <w:p>
-      <w:r>
-        <w:rPr>
-          <w:sz w:val="24"/>
-        </w:rPr>
-      </w:r>
-    </w:p>
-    <w:p>
-      <w:r>
-        <w:rPr>
-          <w:sz w:val="24"/>
-        </w:rPr>
-        <w:t>正文：</w:t>
-      </w:r>
-    </w:p>
-    <w:p>
-      <w:r>
-        <w:rPr>
           <w:sz w:val="24"/>
         </w:rPr>
         <w:t>六个月前定的计划，两个月前才开始动🫠 中间那四个月完全不知道去哪了。换了诗雨漫画笔记，画着记着，感觉效率比纯看教材高，但主要还是得真的开始学。</w:t>
@@ -232,45 +84,7 @@
         <w:rPr>
           <w:sz w:val="24"/>
         </w:rPr>
-      </w:r>
-    </w:p>
-    <w:p>
-      <w:r>
-        <w:rPr>
-          <w:sz w:val="24"/>
-        </w:rPr>
-        <w:t>话题：#会计 #中级会计 #中级会计备考 #注会cpa #财会 #备考拖延 #备考日记 #诗雨会计</w:t>
-      </w:r>
-    </w:p>
-    <w:p>
-      <w:r>
-        <w:rPr>
-          <w:sz w:val="24"/>
-        </w:rPr>
-      </w:r>
-    </w:p>
-    <w:p>
-      <w:r>
-        <w:rPr>
-          <w:sz w:val="24"/>
-        </w:rPr>
-        <w:t>时间：</w:t>
-      </w:r>
-    </w:p>
-    <w:p>
-      <w:r>
-        <w:rPr>
-          <w:sz w:val="24"/>
-        </w:rPr>
-      </w:r>
-    </w:p>
-    <w:p>
-      <w:r>
-        <w:rPr>
-          <w:b/>
-          <w:sz w:val="24"/>
-        </w:rPr>
-        <w:t>账号：14芳芳财会|橙子学会计</w:t>
+        <w:t>#会计 #中级会计 #中级会计备考 #注会cpa #财会 #备考拖延 #备考日记 #诗雨会计</w:t>
       </w:r>
     </w:p>
     <w:p>
@@ -290,30 +104,6 @@
     <w:p>
       <w:r>
         <w:rPr>
-          <w:b/>
-          <w:sz w:val="24"/>
-        </w:rPr>
-        <w:t>标题：答题卡涂错行重填花了十分钟</w:t>
-      </w:r>
-    </w:p>
-    <w:p>
-      <w:r>
-        <w:rPr>
-          <w:sz w:val="24"/>
-        </w:rPr>
-      </w:r>
-    </w:p>
-    <w:p>
-      <w:r>
-        <w:rPr>
-          <w:sz w:val="24"/>
-        </w:rPr>
-        <w:t>正文：</w:t>
-      </w:r>
-    </w:p>
-    <w:p>
-      <w:r>
-        <w:rPr>
           <w:sz w:val="24"/>
         </w:rPr>
         <w:t>上次考试认真做到一半，突然发现答题卡涂歪了😰 花了十分钟擦和重填，后面最后一道没时间写。这次备考用诗雨漫画笔记，争取把知识点记扎实，不再靠蒙题。</w:t>
@@ -324,45 +114,7 @@
         <w:rPr>
           <w:sz w:val="24"/>
         </w:rPr>
-      </w:r>
-    </w:p>
-    <w:p>
-      <w:r>
-        <w:rPr>
-          <w:sz w:val="24"/>
-        </w:rPr>
-        <w:t>话题：#会计 #中级会计 #中级会计备考 #注会cpa #财会 #考试 #备考日记 #诗雨会计</w:t>
-      </w:r>
-    </w:p>
-    <w:p>
-      <w:r>
-        <w:rPr>
-          <w:sz w:val="24"/>
-        </w:rPr>
-      </w:r>
-    </w:p>
-    <w:p>
-      <w:r>
-        <w:rPr>
-          <w:sz w:val="24"/>
-        </w:rPr>
-        <w:t>时间：</w:t>
-      </w:r>
-    </w:p>
-    <w:p>
-      <w:r>
-        <w:rPr>
-          <w:sz w:val="24"/>
-        </w:rPr>
-      </w:r>
-    </w:p>
-    <w:p>
-      <w:r>
-        <w:rPr>
-          <w:b/>
-          <w:sz w:val="24"/>
-        </w:rPr>
-        <w:t>账号：14芳芳财会|新老婆</w:t>
+        <w:t>#会计 #中级会计 #中级会计备考 #注会cpa #财会 #考试 #备考日记 #诗雨会计</w:t>
       </w:r>
     </w:p>
     <w:p>
@@ -382,30 +134,6 @@
     <w:p>
       <w:r>
         <w:rPr>
-          <w:b/>
-          <w:sz w:val="24"/>
-        </w:rPr>
-        <w:t>标题：备考时学的全对实操做题全错</w:t>
-      </w:r>
-    </w:p>
-    <w:p>
-      <w:r>
-        <w:rPr>
-          <w:sz w:val="24"/>
-        </w:rPr>
-      </w:r>
-    </w:p>
-    <w:p>
-      <w:r>
-        <w:rPr>
-          <w:sz w:val="24"/>
-        </w:rPr>
-        <w:t>正文：</w:t>
-      </w:r>
-    </w:p>
-    <w:p>
-      <w:r>
-        <w:rPr>
           <w:sz w:val="24"/>
         </w:rPr>
         <w:t>看书感觉全懂，一到做题就抓瞎🙃 知识点和做题是两回事，光看不练真的不行。用诗雨漫画笔记配套做题，感觉理解比纯看书强，但要真的练题才能转化。</w:t>
@@ -416,45 +144,7 @@
         <w:rPr>
           <w:sz w:val="24"/>
         </w:rPr>
-      </w:r>
-    </w:p>
-    <w:p>
-      <w:r>
-        <w:rPr>
-          <w:sz w:val="24"/>
-        </w:rPr>
-        <w:t>话题：#会计 #中级会计 #中级会计备考 #注会cpa #财会 #刷题 #备考心得 #诗雨会计</w:t>
-      </w:r>
-    </w:p>
-    <w:p>
-      <w:r>
-        <w:rPr>
-          <w:sz w:val="24"/>
-        </w:rPr>
-      </w:r>
-    </w:p>
-    <w:p>
-      <w:r>
-        <w:rPr>
-          <w:sz w:val="24"/>
-        </w:rPr>
-        <w:t>时间：</w:t>
-      </w:r>
-    </w:p>
-    <w:p>
-      <w:r>
-        <w:rPr>
-          <w:sz w:val="24"/>
-        </w:rPr>
-      </w:r>
-    </w:p>
-    <w:p>
-      <w:r>
-        <w:rPr>
-          <w:b/>
-          <w:sz w:val="24"/>
-        </w:rPr>
-        <w:t>账号：14芳芳财会|孙玲小红书</w:t>
+        <w:t>#会计 #中级会计 #中级会计备考 #注会cpa #财会 #刷题 #备考心得 #诗雨会计</w:t>
       </w:r>
     </w:p>
     <w:p>
@@ -474,30 +164,6 @@
     <w:p>
       <w:r>
         <w:rPr>
-          <w:b/>
-          <w:sz w:val="24"/>
-        </w:rPr>
-        <w:t>标题：学了两小时就觉得自己超厉害</w:t>
-      </w:r>
-    </w:p>
-    <w:p>
-      <w:r>
-        <w:rPr>
-          <w:sz w:val="24"/>
-        </w:rPr>
-      </w:r>
-    </w:p>
-    <w:p>
-      <w:r>
-        <w:rPr>
-          <w:sz w:val="24"/>
-        </w:rPr>
-        <w:t>正文：</w:t>
-      </w:r>
-    </w:p>
-    <w:p>
-      <w:r>
-        <w:rPr>
           <w:sz w:val="24"/>
         </w:rPr>
         <w:t>每次学两小时就觉得自己超级厉害，立刻停下刷手机犒劳😆 结果每天只学两小时，进度根本不够。诗雨漫画笔记读起来顺，不知不觉能多翻一会儿。</w:t>
@@ -508,45 +174,7 @@
         <w:rPr>
           <w:sz w:val="24"/>
         </w:rPr>
-      </w:r>
-    </w:p>
-    <w:p>
-      <w:r>
-        <w:rPr>
-          <w:sz w:val="24"/>
-        </w:rPr>
-        <w:t>话题：#会计 #中级会计 #中级会计备考 #注会cpa #财会 #备考拖延 #上班族备考 #诗雨会计</w:t>
-      </w:r>
-    </w:p>
-    <w:p>
-      <w:r>
-        <w:rPr>
-          <w:sz w:val="24"/>
-        </w:rPr>
-      </w:r>
-    </w:p>
-    <w:p>
-      <w:r>
-        <w:rPr>
-          <w:sz w:val="24"/>
-        </w:rPr>
-        <w:t>时间：</w:t>
-      </w:r>
-    </w:p>
-    <w:p>
-      <w:r>
-        <w:rPr>
-          <w:sz w:val="24"/>
-        </w:rPr>
-      </w:r>
-    </w:p>
-    <w:p>
-      <w:r>
-        <w:rPr>
-          <w:b/>
-          <w:sz w:val="24"/>
-        </w:rPr>
-        <w:t>账号：14芳芳财会|爹爹</w:t>
+        <w:t>#会计 #中级会计 #中级会计备考 #注会cpa #财会 #备考拖延 #上班族备考 #诗雨会计</w:t>
       </w:r>
     </w:p>
     <w:p>
@@ -566,30 +194,6 @@
     <w:p>
       <w:r>
         <w:rPr>
-          <w:b/>
-          <w:sz w:val="24"/>
-        </w:rPr>
-        <w:t>标题：备考群里每天打卡我偷偷退群了</w:t>
-      </w:r>
-    </w:p>
-    <w:p>
-      <w:r>
-        <w:rPr>
-          <w:sz w:val="24"/>
-        </w:rPr>
-      </w:r>
-    </w:p>
-    <w:p>
-      <w:r>
-        <w:rPr>
-          <w:sz w:val="24"/>
-        </w:rPr>
-        <w:t>正文：</w:t>
-      </w:r>
-    </w:p>
-    <w:p>
-      <w:r>
-        <w:rPr>
           <w:sz w:val="24"/>
         </w:rPr>
         <w:t>备考群每天打卡，我一天没打就想退出😶 后来真的退了，少了比较反而能专心学了。现在自己看诗雨漫画笔记，图解看得进去，进度虽慢但至少在走。</w:t>
@@ -600,45 +204,7 @@
         <w:rPr>
           <w:sz w:val="24"/>
         </w:rPr>
-      </w:r>
-    </w:p>
-    <w:p>
-      <w:r>
-        <w:rPr>
-          <w:sz w:val="24"/>
-        </w:rPr>
-        <w:t>话题：#会计 #中级会计 #中级会计备考 #注会cpa #财会 #备考焦虑 #备考日记 #诗雨会计</w:t>
-      </w:r>
-    </w:p>
-    <w:p>
-      <w:r>
-        <w:rPr>
-          <w:sz w:val="24"/>
-        </w:rPr>
-      </w:r>
-    </w:p>
-    <w:p>
-      <w:r>
-        <w:rPr>
-          <w:sz w:val="24"/>
-        </w:rPr>
-        <w:t>时间：</w:t>
-      </w:r>
-    </w:p>
-    <w:p>
-      <w:r>
-        <w:rPr>
-          <w:sz w:val="24"/>
-        </w:rPr>
-      </w:r>
-    </w:p>
-    <w:p>
-      <w:r>
-        <w:rPr>
-          <w:b/>
-          <w:sz w:val="24"/>
-        </w:rPr>
-        <w:t>账号：14芳芳财会|张菊香</w:t>
+        <w:t>#会计 #中级会计 #中级会计备考 #注会cpa #财会 #备考焦虑 #备考日记 #诗雨会计</w:t>
       </w:r>
     </w:p>
     <w:sectPr>

--- a/01-6个主号内容创作/引流小号_发布文案/引流小号_第99-105篇.docx
+++ b/01-6个主号内容创作/引流小号_发布文案/引流小号_第99-105篇.docx
@@ -24,7 +24,7 @@
         <w:rPr>
           <w:sz w:val="24"/>
         </w:rPr>
-        <w:t>#会计 #中级会计 #中级会计备考 #注会cpa #财会 #备考焦虑 #考前冲刺 #诗雨会计</w:t>
+        <w:t>#会计 #中级会计 #中级会计备考 #注会cpa #备考焦虑 #诗雨会计</w:t>
       </w:r>
     </w:p>
     <w:p>
@@ -54,7 +54,7 @@
         <w:rPr>
           <w:sz w:val="24"/>
         </w:rPr>
-        <w:t>#会计 #中级会计 #中级会计备考 #注会cpa #财会 #上班族备考 #备考日记 #诗雨会计</w:t>
+        <w:t>#会计 #中级会计 #中级会计备考 #注会cpa #诗雨会计</w:t>
       </w:r>
     </w:p>
     <w:p>
@@ -84,7 +84,7 @@
         <w:rPr>
           <w:sz w:val="24"/>
         </w:rPr>
-        <w:t>#会计 #中级会计 #中级会计备考 #注会cpa #财会 #备考拖延 #备考日记 #诗雨会计</w:t>
+        <w:t>#会计 #中级会计 #中级会计备考 #注会cpa #备考拖延 #诗雨会计</w:t>
       </w:r>
     </w:p>
     <w:p>
@@ -114,7 +114,7 @@
         <w:rPr>
           <w:sz w:val="24"/>
         </w:rPr>
-        <w:t>#会计 #中级会计 #中级会计备考 #注会cpa #财会 #考试 #备考日记 #诗雨会计</w:t>
+        <w:t>#会计 #中级会计 #中级会计备考 #注会cpa #考试 #诗雨会计</w:t>
       </w:r>
     </w:p>
     <w:p>
@@ -144,7 +144,7 @@
         <w:rPr>
           <w:sz w:val="24"/>
         </w:rPr>
-        <w:t>#会计 #中级会计 #中级会计备考 #注会cpa #财会 #刷题 #备考心得 #诗雨会计</w:t>
+        <w:t>#会计 #中级会计 #中级会计备考 #注会cpa #刷题 #备考心得 #诗雨会计</w:t>
       </w:r>
     </w:p>
     <w:p>
@@ -174,7 +174,7 @@
         <w:rPr>
           <w:sz w:val="24"/>
         </w:rPr>
-        <w:t>#会计 #中级会计 #中级会计备考 #注会cpa #财会 #备考拖延 #上班族备考 #诗雨会计</w:t>
+        <w:t>#会计 #中级会计 #中级会计备考 #注会cpa #备考拖延 #诗雨会计</w:t>
       </w:r>
     </w:p>
     <w:p>
@@ -204,7 +204,7 @@
         <w:rPr>
           <w:sz w:val="24"/>
         </w:rPr>
-        <w:t>#会计 #中级会计 #中级会计备考 #注会cpa #财会 #备考焦虑 #备考日记 #诗雨会计</w:t>
+        <w:t>#会计 #中级会计 #中级会计备考 #注会cpa #备考焦虑 #诗雨会计</w:t>
       </w:r>
     </w:p>
     <w:sectPr>
